--- a/samples/微电子贯通项目/指导书/贯通项目步骤四 芯片版图：从 RTL 到可流片的 GDS 实验指导书.docx
+++ b/samples/微电子贯通项目/指导书/贯通项目步骤四 芯片版图：从 RTL 到可流片的 GDS 实验指导书.docx
@@ -607,7 +607,7 @@
         <w:rPr>
           <w:rFonts w:ascii="Times New Roman" w:hAnsi="Times New Roman" w:eastAsia="宋体"/>
         </w:rPr>
-        <w:t>5. 恢复 50 ns，确认 tt_ready 为 True；按报告模板写设计报告，附版图截图。</w:t>
+        <w:t>5. 恢复 50 ns，确认 tt_ready 为 True；按报告模板写设计报告，附版图截图。tt_ready 表示通过了本课程的检查（时序、DRC、LVS、天线、接口、面积）；真正报名流片前，还要用 Tiny Tapeout 官方模板和预检工具再检查一遍（引脚位置、电源网络、最高布线层等）。</w:t>
       </w:r>
       <w:r>
         <w:br/>
@@ -617,7 +617,7 @@
           <w:color w:val="5B6B75"/>
           <w:sz w:val="19"/>
         </w:rPr>
-        <w:t>Return to 50 ns, confirm tt_ready is True and write the design report with a layout screenshot.</w:t>
+        <w:t>Return to 50 ns, confirm tt_ready is True and write the design report with a layout screenshot. tt_ready means the course's checks pass (timing, DRC, LVS, antenna, interface, area); before an actual submission the design is checked again with Tiny Tapeout's official template and precheck (pin positions, power grid, top routing layer and so on).</w:t>
       </w:r>
     </w:p>
     <w:p>

--- a/samples/微电子贯通项目/指导书/贯通项目步骤四 芯片版图：从 RTL 到可流片的 GDS 实验指导书.docx
+++ b/samples/微电子贯通项目/指导书/贯通项目步骤四 芯片版图：从 RTL 到可流片的 GDS 实验指导书.docx
@@ -565,7 +565,7 @@
         <w:rPr>
           <w:rFonts w:ascii="Times New Roman" w:hAnsi="Times New Roman" w:eastAsia="宋体"/>
         </w:rPr>
-        <w:t>3. 从 run/design/runs/wq 下的报告读出：单元数、各类单元面积、最长路径（起点、终点、延时）、setup 与 hold 余量，填表 1。</w:t>
+        <w:t>3. 读结果：汇总在 run/result.json 和 run/design/runs/wq/final/metrics.json；按类别的单元统计在综合步骤目录（名称含 yosys-synthesis）的报告里；最长路径在布线后静态时序目录（名称含 stapostpnr）的报告里。读出单元数、各类单元面积、最长路径（起点、终点、延时）、setup 与 hold 余量，填表 1。</w:t>
       </w:r>
       <w:r>
         <w:br/>
@@ -575,7 +575,7 @@
           <w:color w:val="5B6B75"/>
           <w:sz w:val="19"/>
         </w:rPr>
-        <w:t>From the reports under run/design/runs/wq, read the cell count, area by cell type, the critical path (start, end, delay), setup and hold slack (Table 1).</w:t>
+        <w:t>Read the results: the summary is in run/result.json and run/design/runs/wq/final/metrics.json; cell statistics by type are in the synthesis step's folder (name contains yosys-synthesis); the critical path is in the post-route timing folder (name contains stapostpnr). Fill in Table 1 with the cell count, area by type, the critical path (start, end, delay), setup and hold slack.</w:t>
       </w:r>
     </w:p>
     <w:p>

--- a/samples/微电子贯通项目/指导书/贯通项目步骤四 芯片版图：从 RTL 到可流片的 GDS 实验指导书.docx
+++ b/samples/微电子贯通项目/指导书/贯通项目步骤四 芯片版图：从 RTL 到可流片的 GDS 实验指导书.docx
@@ -49,7 +49,7 @@
         <w:rPr>
           <w:rFonts w:ascii="Times New Roman" w:hAnsi="Times New Roman" w:eastAsia="宋体"/>
         </w:rPr>
-        <w:t>整个项目为机器人关节设计一块电机控制芯片的数字部分：PWM 发生器控制电机电压，正交编码器计数器测量转过的角度。四步分别对应半导体器件物理、数字集成电路设计、硬件描述语言与集成电路验证、VLSI 物理设计四门课，最后交出一份符合 Tiny Tapeout 格式、时序、DRC、LVS 全部通过的芯片版图。</w:t>
+        <w:t>整个项目为机器人关节设计一块电机控制芯片的数字部分：PWM 发生器控制电机电压，正交编码器计数器测量转过的角度。四步分别对应半导体器件物理、数字集成电路设计、硬件描述语言与集成电路验证、VLSI 物理设计四门课，最后交出一份符合 Tiny Tapeout 格式、时序、DRC、LVS 全部通过、达到本课程流片就绪标准的芯片版图（真正报名前还要用 Tiny Tapeout 官方预检）。</w:t>
       </w:r>
     </w:p>
     <w:p>
@@ -63,7 +63,7 @@
           <w:color w:val="5B6B75"/>
           <w:sz w:val="19"/>
         </w:rPr>
-        <w:t>The project designs the digital part of a motor-control chip for a robot joint: a PWM generator sets the motor voltage and a quadrature encoder counter measures the angle turned. The four steps belong to four courses (device physics, digital IC design, HDL and verification, VLSI physical design) and end with a Tiny Tapeout-format layout that passes timing, DRC and LVS.</w:t>
+        <w:t>The project designs the digital part of a motor-control chip for a robot joint: a PWM generator sets the motor voltage and a quadrature encoder counter measures the angle turned. The four steps belong to four courses (device physics, digital IC design, HDL and verification, VLSI physical design) and end with a Tiny Tapeout-format layout that passes timing, DRC and LVS — tapeout-ready by this course's checks (an actual submission is checked again with Tiny Tapeout's official precheck).</w:t>
       </w:r>
     </w:p>
     <w:p>
